--- a/Nusrat Khwaja - Task 3 - Lecture slide generation using LLM.docx
+++ b/Nusrat Khwaja - Task 3 - Lecture slide generation using LLM.docx
@@ -14,7 +14,37 @@
           <w:b/>
           <w:bCs/>
         </w:rPr>
-        <w:t>Nusrat Khwaja</w:t>
+        <w:t xml:space="preserve">Nusrat </w:t>
+      </w:r>
+      <w:proofErr w:type="gramStart"/>
+      <w:r>
+        <w:rPr>
+          <w:b/>
+          <w:bCs/>
+        </w:rPr>
+        <w:t>Khwaja</w:t>
+      </w:r>
+      <w:r>
+        <w:rPr>
+          <w:b/>
+          <w:bCs/>
+        </w:rPr>
+        <w:t xml:space="preserve">  Repository</w:t>
+      </w:r>
+      <w:proofErr w:type="gramEnd"/>
+      <w:r>
+        <w:rPr>
+          <w:b/>
+          <w:bCs/>
+        </w:rPr>
+        <w:t xml:space="preserve">: </w:t>
+      </w:r>
+      <w:r>
+        <w:rPr>
+          <w:b/>
+          <w:bCs/>
+        </w:rPr>
+        <w:t>https://github.com/nktoronto/AI-101</w:t>
       </w:r>
     </w:p>
     <w:p>
